--- a/Praktikum Modul 4/2410817110014_Rizki Adhitiya Maulana_Modul 4.docx
+++ b/Praktikum Modul 4/2410817110014_Rizki Adhitiya Maulana_Modul 4.docx
@@ -111,7 +111,7 @@
           <w:noProof/>
         </w:rPr>
         <w:drawing>
-          <wp:inline distT="0" distB="0" distL="0" distR="0" wp14:anchorId="018481B6" wp14:editId="193B4935">
+          <wp:inline distT="0" distB="0" distL="0" distR="0" wp14:anchorId="018481B6" wp14:editId="01D38ED7">
             <wp:extent cx="2178000" cy="2192400"/>
             <wp:effectExtent l="0" t="0" r="0" b="0"/>
             <wp:docPr id="1243917794" name="Gambar 3"/>
@@ -4058,85 +4058,22 @@
                   </w:pPr>
                   <w:r>
                     <w:rPr>
-                      <w:u w:val="single"/>
-                    </w:rPr>
-                    <w:t>id</w:t>
-                  </w:r>
-                  <w:r>
-                    <w:rPr>
-                      <w:u w:val="single"/>
-                    </w:rPr>
-                    <w:t>_</w:t>
-                  </w:r>
-                  <w:r>
-                    <w:rPr>
-                      <w:u w:val="single"/>
-                    </w:rPr>
-                    <w:t>peserta</w:t>
-                  </w:r>
-                  <w:r>
-                    <w:t xml:space="preserve"> (PK)</w:t>
-                  </w:r>
-                </w:p>
-                <w:p>
-                  <w:pPr>
-                    <w:spacing w:after="0"/>
-                    <w:jc w:val="center"/>
-                  </w:pPr>
-                  <w:r>
-                    <w:t>nama</w:t>
-                  </w:r>
-                </w:p>
-                <w:p>
-                  <w:pPr>
-                    <w:spacing w:after="0"/>
-                    <w:jc w:val="center"/>
-                  </w:pPr>
-                  <w:r>
-                    <w:t>alamat</w:t>
-                  </w:r>
-                </w:p>
-                <w:p>
-                  <w:pPr>
-                    <w:spacing w:after="0"/>
-                    <w:jc w:val="center"/>
-                  </w:pPr>
-                  <w:r>
-                    <w:t>pendidikan_terakhir</w:t>
-                  </w:r>
-                </w:p>
-                <w:p>
-                  <w:pPr>
-                    <w:spacing w:after="0"/>
-                    <w:jc w:val="center"/>
-                  </w:pPr>
-                  <w:r>
-                    <w:t>Tgl_lahir</w:t>
-                  </w:r>
-                </w:p>
-                <w:p>
-                  <w:pPr>
-                    <w:spacing w:after="0"/>
-                    <w:jc w:val="center"/>
-                  </w:pPr>
-                  <w:r>
-                    <w:rPr>
                       <w:noProof/>
                       <w:u w:val="single"/>
                     </w:rPr>
                     <mc:AlternateContent>
                       <mc:Choice Requires="wps">
                         <w:drawing>
-                          <wp:anchor distT="0" distB="0" distL="114300" distR="114300" simplePos="0" relativeHeight="251678720" behindDoc="0" locked="0" layoutInCell="1" allowOverlap="1" wp14:anchorId="1359E2AB" wp14:editId="26D272A2">
+                          <wp:anchor distT="0" distB="0" distL="114300" distR="114300" simplePos="0" relativeHeight="251678720" behindDoc="0" locked="0" layoutInCell="1" allowOverlap="1" wp14:anchorId="1359E2AB" wp14:editId="36C019EF">
                             <wp:simplePos x="0" y="0"/>
                             <wp:positionH relativeFrom="column">
-                              <wp:posOffset>728103</wp:posOffset>
+                              <wp:posOffset>575017</wp:posOffset>
                             </wp:positionH>
                             <wp:positionV relativeFrom="paragraph">
-                              <wp:posOffset>74279</wp:posOffset>
+                              <wp:posOffset>76249</wp:posOffset>
                             </wp:positionV>
-                            <wp:extent cx="123793" cy="824664"/>
-                            <wp:effectExtent l="400050" t="57150" r="29210" b="33020"/>
+                            <wp:extent cx="45719" cy="2672861"/>
+                            <wp:effectExtent l="590550" t="0" r="12065" b="89535"/>
                             <wp:wrapNone/>
                             <wp:docPr id="673444021" name="Konektor: Melengkung 12"/>
                             <wp:cNvGraphicFramePr/>
@@ -4145,13 +4082,13 @@
                                 <wps:wsp>
                                   <wps:cNvCnPr/>
                                   <wps:spPr>
-                                    <a:xfrm flipV="1">
+                                    <a:xfrm>
                                       <a:off x="0" y="0"/>
-                                      <a:ext cx="123793" cy="824664"/>
+                                      <a:ext cx="45719" cy="2672861"/>
                                     </a:xfrm>
                                     <a:prstGeom prst="curvedConnector3">
                                       <a:avLst>
-                                        <a:gd name="adj1" fmla="val -320371"/>
+                                        <a:gd name="adj1" fmla="val -1275861"/>
                                       </a:avLst>
                                     </a:prstGeom>
                                     <a:ln>
@@ -4187,7 +4124,7 @@
                       </mc:Choice>
                       <mc:Fallback>
                         <w:pict>
-                          <v:shapetype w14:anchorId="1A14A3F6" id="_x0000_t38" coordsize="21600,21600" o:spt="38" o:oned="t" path="m,c@0,0@1,5400@1,10800@1,16200@2,21600,21600,21600e" filled="f">
+                          <v:shapetype w14:anchorId="7C86ECAF" id="_x0000_t38" coordsize="21600,21600" o:spt="38" o:oned="t" path="m,c@0,0@1,5400@1,10800@1,16200@2,21600,21600,21600e" filled="f">
                             <v:formulas>
                               <v:f eqn="mid #0 0"/>
                               <v:f eqn="val #0"/>
@@ -4199,13 +4136,76 @@
                             </v:handles>
                             <o:lock v:ext="edit" shapetype="t"/>
                           </v:shapetype>
-                          <v:shape id="Konektor: Melengkung 12" o:spid="_x0000_s1026" type="#_x0000_t38" style="position:absolute;margin-left:57.35pt;margin-top:5.85pt;width:9.75pt;height:64.95pt;flip:y;z-index:251678720;visibility:visible;mso-wrap-style:square;mso-width-percent:0;mso-height-percent:0;mso-wrap-distance-left:9pt;mso-wrap-distance-top:0;mso-wrap-distance-right:9pt;mso-wrap-distance-bottom:0;mso-position-horizontal:absolute;mso-position-horizontal-relative:text;mso-position-vertical:absolute;mso-position-vertical-relative:text;mso-width-percent:0;mso-height-percent:0;mso-width-relative:margin;mso-height-relative:margin" o:gfxdata="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" adj="-69200" strokecolor="black [3200]" strokeweight="1.5pt">
+                          <v:shape id="Konektor: Melengkung 12" o:spid="_x0000_s1026" type="#_x0000_t38" style="position:absolute;margin-left:45.3pt;margin-top:6pt;width:3.6pt;height:210.45pt;z-index:251678720;visibility:visible;mso-wrap-style:square;mso-width-percent:0;mso-height-percent:0;mso-wrap-distance-left:9pt;mso-wrap-distance-top:0;mso-wrap-distance-right:9pt;mso-wrap-distance-bottom:0;mso-position-horizontal:absolute;mso-position-horizontal-relative:text;mso-position-vertical:absolute;mso-position-vertical-relative:text;mso-width-percent:0;mso-height-percent:0;mso-width-relative:margin;mso-height-relative:margin" o:gfxdata="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" adj="-275586" strokecolor="black [3200]" strokeweight="1.5pt">
                             <v:stroke endarrow="block" joinstyle="miter"/>
                           </v:shape>
                         </w:pict>
                       </mc:Fallback>
                     </mc:AlternateContent>
                   </w:r>
+                  <w:r>
+                    <w:rPr>
+                      <w:u w:val="single"/>
+                    </w:rPr>
+                    <w:t>id</w:t>
+                  </w:r>
+                  <w:r>
+                    <w:rPr>
+                      <w:u w:val="single"/>
+                    </w:rPr>
+                    <w:t>_</w:t>
+                  </w:r>
+                  <w:r>
+                    <w:rPr>
+                      <w:u w:val="single"/>
+                    </w:rPr>
+                    <w:t>peserta</w:t>
+                  </w:r>
+                  <w:r>
+                    <w:t xml:space="preserve"> (PK)</w:t>
+                  </w:r>
+                </w:p>
+                <w:p>
+                  <w:pPr>
+                    <w:spacing w:after="0"/>
+                    <w:jc w:val="center"/>
+                  </w:pPr>
+                  <w:r>
+                    <w:t>nama</w:t>
+                  </w:r>
+                </w:p>
+                <w:p>
+                  <w:pPr>
+                    <w:spacing w:after="0"/>
+                    <w:jc w:val="center"/>
+                  </w:pPr>
+                  <w:r>
+                    <w:t>alamat</w:t>
+                  </w:r>
+                </w:p>
+                <w:p>
+                  <w:pPr>
+                    <w:spacing w:after="0"/>
+                    <w:jc w:val="center"/>
+                  </w:pPr>
+                  <w:r>
+                    <w:t>pendidikan_terakhir</w:t>
+                  </w:r>
+                </w:p>
+                <w:p>
+                  <w:pPr>
+                    <w:spacing w:after="0"/>
+                    <w:jc w:val="center"/>
+                  </w:pPr>
+                  <w:r>
+                    <w:t>Tgl_lahir</w:t>
+                  </w:r>
+                </w:p>
+                <w:p>
+                  <w:pPr>
+                    <w:spacing w:after="0"/>
+                    <w:jc w:val="center"/>
+                  </w:pPr>
                   <w:r>
                     <w:t>No_telp</w:t>
                   </w:r>
@@ -4268,36 +4268,6 @@
                     <w:bottom w:val="nil"/>
                   </w:tcBorders>
                 </w:tcPr>
-                <w:p>
-                  <w:pPr>
-                    <w:spacing w:after="0"/>
-                    <w:jc w:val="center"/>
-                  </w:pPr>
-                  <w:r>
-                    <w:rPr>
-                      <w:u w:val="single"/>
-                    </w:rPr>
-                    <w:t>No</w:t>
-                  </w:r>
-                  <w:r>
-                    <w:rPr>
-                      <w:u w:val="single"/>
-                    </w:rPr>
-                    <w:t>_</w:t>
-                  </w:r>
-                  <w:r>
-                    <w:rPr>
-                      <w:u w:val="single"/>
-                    </w:rPr>
-                    <w:t>telp</w:t>
-                  </w:r>
-                  <w:r>
-                    <w:t xml:space="preserve"> </w:t>
-                  </w:r>
-                  <w:r>
-                    <w:t>(PK)</w:t>
-                  </w:r>
-                </w:p>
                 <w:p>
                   <w:pPr>
                     <w:spacing w:after="0"/>
@@ -4598,102 +4568,6 @@
                     <w:jc w:val="center"/>
                   </w:pPr>
                   <w:r>
-                    <w:rPr>
-                      <w:noProof/>
-                      <w:u w:val="single"/>
-                    </w:rPr>
-                    <mc:AlternateContent>
-                      <mc:Choice Requires="wps">
-                        <w:drawing>
-                          <wp:anchor distT="0" distB="0" distL="114300" distR="114300" simplePos="0" relativeHeight="251691008" behindDoc="1" locked="0" layoutInCell="1" allowOverlap="1" wp14:anchorId="70BA1A94" wp14:editId="7535DA04">
-                            <wp:simplePos x="0" y="0"/>
-                            <wp:positionH relativeFrom="column">
-                              <wp:posOffset>594360</wp:posOffset>
-                            </wp:positionH>
-                            <wp:positionV relativeFrom="paragraph">
-                              <wp:posOffset>-1791335</wp:posOffset>
-                            </wp:positionV>
-                            <wp:extent cx="171450" cy="1885950"/>
-                            <wp:effectExtent l="514350" t="57150" r="19050" b="19050"/>
-                            <wp:wrapNone/>
-                            <wp:docPr id="2005547456" name="Konektor: Melengkung 12"/>
-                            <wp:cNvGraphicFramePr/>
-                            <a:graphic xmlns:a="http://schemas.openxmlformats.org/drawingml/2006/main">
-                              <a:graphicData uri="http://schemas.microsoft.com/office/word/2010/wordprocessingShape">
-                                <wps:wsp>
-                                  <wps:cNvCnPr/>
-                                  <wps:spPr>
-                                    <a:xfrm flipV="1">
-                                      <a:off x="0" y="0"/>
-                                      <a:ext cx="171450" cy="1885950"/>
-                                    </a:xfrm>
-                                    <a:prstGeom prst="curvedConnector3">
-                                      <a:avLst>
-                                        <a:gd name="adj1" fmla="val -293750"/>
-                                      </a:avLst>
-                                    </a:prstGeom>
-                                    <a:ln>
-                                      <a:tailEnd type="triangle"/>
-                                    </a:ln>
-                                  </wps:spPr>
-                                  <wps:style>
-                                    <a:lnRef idx="3">
-                                      <a:schemeClr val="dk1"/>
-                                    </a:lnRef>
-                                    <a:fillRef idx="0">
-                                      <a:schemeClr val="dk1"/>
-                                    </a:fillRef>
-                                    <a:effectRef idx="2">
-                                      <a:schemeClr val="dk1"/>
-                                    </a:effectRef>
-                                    <a:fontRef idx="minor">
-                                      <a:schemeClr val="tx1"/>
-                                    </a:fontRef>
-                                  </wps:style>
-                                  <wps:bodyPr/>
-                                </wps:wsp>
-                              </a:graphicData>
-                            </a:graphic>
-                            <wp14:sizeRelH relativeFrom="margin">
-                              <wp14:pctWidth>0</wp14:pctWidth>
-                            </wp14:sizeRelH>
-                            <wp14:sizeRelV relativeFrom="margin">
-                              <wp14:pctHeight>0</wp14:pctHeight>
-                            </wp14:sizeRelV>
-                          </wp:anchor>
-                        </w:drawing>
-                      </mc:Choice>
-                      <mc:Fallback>
-                        <w:pict>
-                          <v:shape w14:anchorId="5E5AAB67" id="Konektor: Melengkung 12" o:spid="_x0000_s1026" type="#_x0000_t38" style="position:absolute;margin-left:46.8pt;margin-top:-141.05pt;width:13.5pt;height:148.5pt;flip:y;z-index:-251625472;visibility:visible;mso-wrap-style:square;mso-width-percent:0;mso-height-percent:0;mso-wrap-distance-left:9pt;mso-wrap-distance-top:0;mso-wrap-distance-right:9pt;mso-wrap-distance-bottom:0;mso-position-horizontal:absolute;mso-position-horizontal-relative:text;mso-position-vertical:absolute;mso-position-vertical-relative:text;mso-width-percent:0;mso-height-percent:0;mso-width-relative:margin;mso-height-relative:margin" o:gfxdata="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" adj="-63450" strokecolor="black [3200]" strokeweight="1.5pt">
-                            <v:stroke endarrow="block" joinstyle="miter"/>
-                          </v:shape>
-                        </w:pict>
-                      </mc:Fallback>
-                    </mc:AlternateContent>
-                  </w:r>
-                  <w:r>
-                    <w:rPr>
-                      <w:u w:val="single"/>
-                    </w:rPr>
-                    <w:t>k</w:t>
-                  </w:r>
-                  <w:r>
-                    <w:rPr>
-                      <w:u w:val="single"/>
-                    </w:rPr>
-                    <w:t>ompetensi</w:t>
-                  </w:r>
-                  <w:r>
-                    <w:t xml:space="preserve"> (PK)</w:t>
-                  </w:r>
-                </w:p>
-                <w:p>
-                  <w:pPr>
-                    <w:spacing w:after="0"/>
-                    <w:jc w:val="center"/>
-                  </w:pPr>
-                  <w:r>
                     <w:t>kompetensi_1</w:t>
                   </w:r>
                 </w:p>
@@ -4794,96 +4668,6 @@
                     <w:jc w:val="center"/>
                   </w:pPr>
                   <w:r>
-                    <w:rPr>
-                      <w:noProof/>
-                      <w:u w:val="single"/>
-                    </w:rPr>
-                    <mc:AlternateContent>
-                      <mc:Choice Requires="wps">
-                        <w:drawing>
-                          <wp:anchor distT="0" distB="0" distL="114300" distR="114300" simplePos="0" relativeHeight="251692032" behindDoc="0" locked="0" layoutInCell="1" allowOverlap="1" wp14:anchorId="15E81CBD" wp14:editId="796221AF">
-                            <wp:simplePos x="0" y="0"/>
-                            <wp:positionH relativeFrom="column">
-                              <wp:posOffset>1489710</wp:posOffset>
-                            </wp:positionH>
-                            <wp:positionV relativeFrom="paragraph">
-                              <wp:posOffset>-2313940</wp:posOffset>
-                            </wp:positionV>
-                            <wp:extent cx="171450" cy="2374900"/>
-                            <wp:effectExtent l="0" t="57150" r="742950" b="25400"/>
-                            <wp:wrapNone/>
-                            <wp:docPr id="638982474" name="Konektor: Melengkung 13"/>
-                            <wp:cNvGraphicFramePr/>
-                            <a:graphic xmlns:a="http://schemas.openxmlformats.org/drawingml/2006/main">
-                              <a:graphicData uri="http://schemas.microsoft.com/office/word/2010/wordprocessingShape">
-                                <wps:wsp>
-                                  <wps:cNvCnPr/>
-                                  <wps:spPr>
-                                    <a:xfrm flipH="1" flipV="1">
-                                      <a:off x="0" y="0"/>
-                                      <a:ext cx="171450" cy="2374900"/>
-                                    </a:xfrm>
-                                    <a:prstGeom prst="curvedConnector3">
-                                      <a:avLst>
-                                        <a:gd name="adj1" fmla="val -420370"/>
-                                      </a:avLst>
-                                    </a:prstGeom>
-                                    <a:ln>
-                                      <a:tailEnd type="triangle"/>
-                                    </a:ln>
-                                  </wps:spPr>
-                                  <wps:style>
-                                    <a:lnRef idx="3">
-                                      <a:schemeClr val="dk1"/>
-                                    </a:lnRef>
-                                    <a:fillRef idx="0">
-                                      <a:schemeClr val="dk1"/>
-                                    </a:fillRef>
-                                    <a:effectRef idx="2">
-                                      <a:schemeClr val="dk1"/>
-                                    </a:effectRef>
-                                    <a:fontRef idx="minor">
-                                      <a:schemeClr val="tx1"/>
-                                    </a:fontRef>
-                                  </wps:style>
-                                  <wps:bodyPr/>
-                                </wps:wsp>
-                              </a:graphicData>
-                            </a:graphic>
-                            <wp14:sizeRelH relativeFrom="margin">
-                              <wp14:pctWidth>0</wp14:pctWidth>
-                            </wp14:sizeRelH>
-                            <wp14:sizeRelV relativeFrom="margin">
-                              <wp14:pctHeight>0</wp14:pctHeight>
-                            </wp14:sizeRelV>
-                          </wp:anchor>
-                        </w:drawing>
-                      </mc:Choice>
-                      <mc:Fallback>
-                        <w:pict>
-                          <v:shape w14:anchorId="08E41E80" id="Konektor: Melengkung 13" o:spid="_x0000_s1026" type="#_x0000_t38" style="position:absolute;margin-left:117.3pt;margin-top:-182.2pt;width:13.5pt;height:187pt;flip:x y;z-index:251692032;visibility:visible;mso-wrap-style:square;mso-width-percent:0;mso-height-percent:0;mso-wrap-distance-left:9pt;mso-wrap-distance-top:0;mso-wrap-distance-right:9pt;mso-wrap-distance-bottom:0;mso-position-horizontal:absolute;mso-position-horizontal-relative:text;mso-position-vertical:absolute;mso-position-vertical-relative:text;mso-width-percent:0;mso-height-percent:0;mso-width-relative:margin;mso-height-relative:margin" o:gfxdata="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" adj="-90800" strokecolor="black [3200]" strokeweight="1.5pt">
-                            <v:stroke endarrow="block" joinstyle="miter"/>
-                          </v:shape>
-                        </w:pict>
-                      </mc:Fallback>
-                    </mc:AlternateContent>
-                  </w:r>
-                  <w:r>
-                    <w:rPr>
-                      <w:u w:val="single"/>
-                    </w:rPr>
-                    <w:t>No_telp</w:t>
-                  </w:r>
-                  <w:r>
-                    <w:t xml:space="preserve"> (PK)</w:t>
-                  </w:r>
-                </w:p>
-                <w:p>
-                  <w:pPr>
-                    <w:spacing w:after="0"/>
-                    <w:jc w:val="center"/>
-                  </w:pPr>
-                  <w:r>
                     <w:t>No_telp1</w:t>
                   </w:r>
                 </w:p>
@@ -4936,7 +4720,158 @@
         </w:tc>
       </w:tr>
     </w:tbl>
-    <w:p/>
+    <w:p>
+      <w:r>
+        <w:rPr>
+          <w:noProof/>
+          <w:u w:val="single"/>
+        </w:rPr>
+        <mc:AlternateContent>
+          <mc:Choice Requires="wps">
+            <w:drawing>
+              <wp:anchor distT="0" distB="0" distL="114300" distR="114300" simplePos="0" relativeHeight="251709440" behindDoc="0" locked="0" layoutInCell="1" allowOverlap="1" wp14:anchorId="401DB71A" wp14:editId="50665B90">
+                <wp:simplePos x="0" y="0"/>
+                <wp:positionH relativeFrom="column">
+                  <wp:posOffset>4552071</wp:posOffset>
+                </wp:positionH>
+                <wp:positionV relativeFrom="paragraph">
+                  <wp:posOffset>-4447735</wp:posOffset>
+                </wp:positionV>
+                <wp:extent cx="45719" cy="4021992"/>
+                <wp:effectExtent l="38100" t="0" r="488315" b="55245"/>
+                <wp:wrapNone/>
+                <wp:docPr id="1818465816" name="Konektor: Melengkung 13"/>
+                <wp:cNvGraphicFramePr/>
+                <a:graphic xmlns:a="http://schemas.openxmlformats.org/drawingml/2006/main">
+                  <a:graphicData uri="http://schemas.microsoft.com/office/word/2010/wordprocessingShape">
+                    <wps:wsp>
+                      <wps:cNvCnPr/>
+                      <wps:spPr>
+                        <a:xfrm>
+                          <a:off x="0" y="0"/>
+                          <a:ext cx="45719" cy="4021992"/>
+                        </a:xfrm>
+                        <a:prstGeom prst="curvedConnector3">
+                          <a:avLst>
+                            <a:gd name="adj1" fmla="val 1140357"/>
+                          </a:avLst>
+                        </a:prstGeom>
+                        <a:ln>
+                          <a:tailEnd type="triangle"/>
+                        </a:ln>
+                      </wps:spPr>
+                      <wps:style>
+                        <a:lnRef idx="3">
+                          <a:schemeClr val="dk1"/>
+                        </a:lnRef>
+                        <a:fillRef idx="0">
+                          <a:schemeClr val="dk1"/>
+                        </a:fillRef>
+                        <a:effectRef idx="2">
+                          <a:schemeClr val="dk1"/>
+                        </a:effectRef>
+                        <a:fontRef idx="minor">
+                          <a:schemeClr val="tx1"/>
+                        </a:fontRef>
+                      </wps:style>
+                      <wps:bodyPr/>
+                    </wps:wsp>
+                  </a:graphicData>
+                </a:graphic>
+                <wp14:sizeRelH relativeFrom="margin">
+                  <wp14:pctWidth>0</wp14:pctWidth>
+                </wp14:sizeRelH>
+                <wp14:sizeRelV relativeFrom="margin">
+                  <wp14:pctHeight>0</wp14:pctHeight>
+                </wp14:sizeRelV>
+              </wp:anchor>
+            </w:drawing>
+          </mc:Choice>
+          <mc:Fallback>
+            <w:pict>
+              <v:shape w14:anchorId="624A8B1F" id="Konektor: Melengkung 13" o:spid="_x0000_s1026" type="#_x0000_t38" style="position:absolute;margin-left:358.45pt;margin-top:-350.2pt;width:3.6pt;height:316.7pt;z-index:251709440;visibility:visible;mso-wrap-style:square;mso-width-percent:0;mso-height-percent:0;mso-wrap-distance-left:9pt;mso-wrap-distance-top:0;mso-wrap-distance-right:9pt;mso-wrap-distance-bottom:0;mso-position-horizontal:absolute;mso-position-horizontal-relative:text;mso-position-vertical:absolute;mso-position-vertical-relative:text;mso-width-percent:0;mso-height-percent:0;mso-width-relative:margin;mso-height-relative:margin" o:gfxdata="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" adj="246317" strokecolor="black [3200]" strokeweight="1.5pt">
+                <v:stroke endarrow="block" joinstyle="miter"/>
+              </v:shape>
+            </w:pict>
+          </mc:Fallback>
+        </mc:AlternateContent>
+      </w:r>
+      <w:r>
+        <w:rPr>
+          <w:noProof/>
+          <w:u w:val="single"/>
+        </w:rPr>
+        <mc:AlternateContent>
+          <mc:Choice Requires="wps">
+            <w:drawing>
+              <wp:anchor distT="0" distB="0" distL="114300" distR="114300" simplePos="0" relativeHeight="251692032" behindDoc="0" locked="0" layoutInCell="1" allowOverlap="1" wp14:anchorId="15E81CBD" wp14:editId="0083A525">
+                <wp:simplePos x="0" y="0"/>
+                <wp:positionH relativeFrom="column">
+                  <wp:posOffset>3326716</wp:posOffset>
+                </wp:positionH>
+                <wp:positionV relativeFrom="paragraph">
+                  <wp:posOffset>-4447735</wp:posOffset>
+                </wp:positionV>
+                <wp:extent cx="45719" cy="2665827"/>
+                <wp:effectExtent l="533400" t="0" r="12065" b="77470"/>
+                <wp:wrapNone/>
+                <wp:docPr id="638982474" name="Konektor: Melengkung 13"/>
+                <wp:cNvGraphicFramePr/>
+                <a:graphic xmlns:a="http://schemas.openxmlformats.org/drawingml/2006/main">
+                  <a:graphicData uri="http://schemas.microsoft.com/office/word/2010/wordprocessingShape">
+                    <wps:wsp>
+                      <wps:cNvCnPr/>
+                      <wps:spPr>
+                        <a:xfrm>
+                          <a:off x="0" y="0"/>
+                          <a:ext cx="45719" cy="2665827"/>
+                        </a:xfrm>
+                        <a:prstGeom prst="curvedConnector3">
+                          <a:avLst>
+                            <a:gd name="adj1" fmla="val -1153017"/>
+                          </a:avLst>
+                        </a:prstGeom>
+                        <a:ln>
+                          <a:tailEnd type="triangle"/>
+                        </a:ln>
+                      </wps:spPr>
+                      <wps:style>
+                        <a:lnRef idx="3">
+                          <a:schemeClr val="dk1"/>
+                        </a:lnRef>
+                        <a:fillRef idx="0">
+                          <a:schemeClr val="dk1"/>
+                        </a:fillRef>
+                        <a:effectRef idx="2">
+                          <a:schemeClr val="dk1"/>
+                        </a:effectRef>
+                        <a:fontRef idx="minor">
+                          <a:schemeClr val="tx1"/>
+                        </a:fontRef>
+                      </wps:style>
+                      <wps:bodyPr/>
+                    </wps:wsp>
+                  </a:graphicData>
+                </a:graphic>
+                <wp14:sizeRelH relativeFrom="margin">
+                  <wp14:pctWidth>0</wp14:pctWidth>
+                </wp14:sizeRelH>
+                <wp14:sizeRelV relativeFrom="margin">
+                  <wp14:pctHeight>0</wp14:pctHeight>
+                </wp14:sizeRelV>
+              </wp:anchor>
+            </w:drawing>
+          </mc:Choice>
+          <mc:Fallback>
+            <w:pict>
+              <v:shape w14:anchorId="7B4C80B0" id="Konektor: Melengkung 13" o:spid="_x0000_s1026" type="#_x0000_t38" style="position:absolute;margin-left:261.95pt;margin-top:-350.2pt;width:3.6pt;height:209.9pt;z-index:251692032;visibility:visible;mso-wrap-style:square;mso-width-percent:0;mso-height-percent:0;mso-wrap-distance-left:9pt;mso-wrap-distance-top:0;mso-wrap-distance-right:9pt;mso-wrap-distance-bottom:0;mso-position-horizontal:absolute;mso-position-horizontal-relative:text;mso-position-vertical:absolute;mso-position-vertical-relative:text;mso-width-percent:0;mso-height-percent:0;mso-width-relative:margin;mso-height-relative:margin" o:gfxdata="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" adj="-249052" strokecolor="black [3200]" strokeweight="1.5pt">
+                <v:stroke endarrow="block" joinstyle="miter"/>
+              </v:shape>
+            </w:pict>
+          </mc:Fallback>
+        </mc:AlternateContent>
+      </w:r>
+    </w:p>
     <w:p>
       <w:pPr>
         <w:rPr>
